--- a/DataWarehouse_homework_5/DWH_report.docx
+++ b/DataWarehouse_homework_5/DWH_report.docx
@@ -920,7 +920,15 @@
                 <w:szCs w:val="28"/>
                 <w:lang w:val="en-US"/>
               </w:rPr>
-              <w:t>ServiceTypeID</w:t>
+              <w:t>ServiceType</w:t>
+            </w:r>
+            <w:r>
+              <w:rPr>
+                <w:rFonts w:asciiTheme="majorHAnsi" w:hAnsiTheme="majorHAnsi"/>
+                <w:szCs w:val="28"/>
+                <w:lang w:val="en-US"/>
+              </w:rPr>
+              <w:t>SK</w:t>
             </w:r>
             <w:proofErr w:type="spellEnd"/>
           </w:p>
@@ -994,7 +1002,7 @@
                 <w:szCs w:val="28"/>
                 <w:lang w:val="en-US"/>
               </w:rPr>
-              <w:t>TotalCost</w:t>
+              <w:t>ServicePrice</w:t>
             </w:r>
             <w:proofErr w:type="spellEnd"/>
           </w:p>
@@ -1011,7 +1019,91 @@
                 <w:rFonts w:asciiTheme="majorHAnsi" w:hAnsiTheme="majorHAnsi"/>
                 <w:szCs w:val="28"/>
               </w:rPr>
+              <w:t>Цена конкретной услуги</w:t>
+            </w:r>
+          </w:p>
+          <w:p>
+            <w:pPr>
+              <w:pStyle w:val="a7"/>
+              <w:numPr>
+                <w:ilvl w:val="0"/>
+                <w:numId w:val="26"/>
+              </w:numPr>
+              <w:rPr>
+                <w:rFonts w:asciiTheme="majorHAnsi" w:hAnsiTheme="majorHAnsi"/>
+                <w:b/>
+                <w:bCs/>
+                <w:szCs w:val="28"/>
+                <w:lang w:val="en-US"/>
+              </w:rPr>
+            </w:pPr>
+            <w:proofErr w:type="spellStart"/>
+            <w:r>
+              <w:rPr>
+                <w:rFonts w:asciiTheme="majorHAnsi" w:hAnsiTheme="majorHAnsi"/>
+                <w:szCs w:val="28"/>
+                <w:lang w:val="en-US"/>
+              </w:rPr>
+              <w:t>TotalCost</w:t>
+            </w:r>
+            <w:proofErr w:type="spellEnd"/>
+          </w:p>
+          <w:p>
+            <w:pPr>
+              <w:pStyle w:val="a7"/>
+              <w:rPr>
+                <w:rFonts w:asciiTheme="majorHAnsi" w:hAnsiTheme="majorHAnsi"/>
+                <w:szCs w:val="28"/>
+                <w:lang w:val="en-US"/>
+              </w:rPr>
+            </w:pPr>
+            <w:r>
+              <w:rPr>
+                <w:rFonts w:asciiTheme="majorHAnsi" w:hAnsiTheme="majorHAnsi"/>
+                <w:szCs w:val="28"/>
+              </w:rPr>
               <w:t>Общая цена приёма</w:t>
+            </w:r>
+          </w:p>
+          <w:p>
+            <w:pPr>
+              <w:pStyle w:val="a7"/>
+              <w:numPr>
+                <w:ilvl w:val="0"/>
+                <w:numId w:val="26"/>
+              </w:numPr>
+              <w:rPr>
+                <w:rFonts w:asciiTheme="majorHAnsi" w:hAnsiTheme="majorHAnsi"/>
+                <w:szCs w:val="28"/>
+                <w:lang w:val="en-US"/>
+              </w:rPr>
+            </w:pPr>
+            <w:proofErr w:type="spellStart"/>
+            <w:r>
+              <w:rPr>
+                <w:rFonts w:asciiTheme="majorHAnsi" w:hAnsiTheme="majorHAnsi"/>
+                <w:szCs w:val="28"/>
+                <w:lang w:val="en-US"/>
+              </w:rPr>
+              <w:t>StartTime</w:t>
+            </w:r>
+            <w:proofErr w:type="spellEnd"/>
+          </w:p>
+          <w:p>
+            <w:pPr>
+              <w:pStyle w:val="a7"/>
+              <w:rPr>
+                <w:rFonts w:asciiTheme="majorHAnsi" w:hAnsiTheme="majorHAnsi"/>
+                <w:szCs w:val="28"/>
+                <w:lang w:val="en-US"/>
+              </w:rPr>
+            </w:pPr>
+            <w:r>
+              <w:rPr>
+                <w:rFonts w:asciiTheme="majorHAnsi" w:hAnsiTheme="majorHAnsi"/>
+                <w:szCs w:val="28"/>
+              </w:rPr>
+              <w:t>Время начала приёма</w:t>
             </w:r>
           </w:p>
           <w:p>
@@ -2739,6 +2831,7 @@
                 <w:sz w:val="32"/>
                 <w:szCs w:val="32"/>
                 <w:u w:val="single"/>
+                <w:lang w:val="en-US"/>
               </w:rPr>
             </w:pPr>
             <w:proofErr w:type="spellStart"/>
@@ -2773,7 +2866,7 @@
                 <w:szCs w:val="24"/>
                 <w:lang w:val="en-US"/>
               </w:rPr>
-              <w:t>ServiceTypeID</w:t>
+              <w:t>ServiceTypeSK</w:t>
             </w:r>
             <w:proofErr w:type="spellEnd"/>
             <w:r>
@@ -2805,7 +2898,7 @@
                 <w:szCs w:val="24"/>
                 <w:lang w:val="en-US"/>
               </w:rPr>
-              <w:t>ServiceName</w:t>
+              <w:t>ServiceTypeID</w:t>
             </w:r>
             <w:proofErr w:type="spellEnd"/>
             <w:r>
@@ -2815,41 +2908,7 @@
                 <w:szCs w:val="24"/>
                 <w:lang w:val="en-US"/>
               </w:rPr>
-              <w:t xml:space="preserve"> (</w:t>
-            </w:r>
-            <w:r>
-              <w:rPr>
-                <w:rFonts w:asciiTheme="majorHAnsi" w:hAnsiTheme="majorHAnsi"/>
-                <w:sz w:val="24"/>
-                <w:szCs w:val="24"/>
-              </w:rPr>
-              <w:t>Название</w:t>
-            </w:r>
-            <w:r>
-              <w:rPr>
-                <w:rFonts w:asciiTheme="majorHAnsi" w:hAnsiTheme="majorHAnsi"/>
-                <w:sz w:val="24"/>
-                <w:szCs w:val="24"/>
-                <w:lang w:val="en-US"/>
-              </w:rPr>
               <w:t xml:space="preserve"> </w:t>
-            </w:r>
-            <w:r>
-              <w:rPr>
-                <w:rFonts w:asciiTheme="majorHAnsi" w:hAnsiTheme="majorHAnsi"/>
-                <w:sz w:val="24"/>
-                <w:szCs w:val="24"/>
-              </w:rPr>
-              <w:t>услуги</w:t>
-            </w:r>
-            <w:r>
-              <w:rPr>
-                <w:rFonts w:asciiTheme="majorHAnsi" w:hAnsiTheme="majorHAnsi"/>
-                <w:sz w:val="24"/>
-                <w:szCs w:val="24"/>
-                <w:lang w:val="en-US"/>
-              </w:rPr>
-              <w:t>)</w:t>
             </w:r>
           </w:p>
           <w:p>
@@ -2871,7 +2930,7 @@
                 <w:szCs w:val="24"/>
                 <w:lang w:val="en-US"/>
               </w:rPr>
-              <w:t>ServiceCategory</w:t>
+              <w:t>ServiceName</w:t>
             </w:r>
             <w:proofErr w:type="spellEnd"/>
             <w:r>
@@ -2889,7 +2948,7 @@
                 <w:sz w:val="24"/>
                 <w:szCs w:val="24"/>
               </w:rPr>
-              <w:t>Категория</w:t>
+              <w:t>Название</w:t>
             </w:r>
             <w:r>
               <w:rPr>
@@ -2929,6 +2988,72 @@
                 <w:lang w:val="en-US"/>
               </w:rPr>
             </w:pPr>
+            <w:proofErr w:type="spellStart"/>
+            <w:r>
+              <w:rPr>
+                <w:rFonts w:asciiTheme="majorHAnsi" w:hAnsiTheme="majorHAnsi"/>
+                <w:sz w:val="24"/>
+                <w:szCs w:val="24"/>
+                <w:lang w:val="en-US"/>
+              </w:rPr>
+              <w:t>ServiceCategory</w:t>
+            </w:r>
+            <w:proofErr w:type="spellEnd"/>
+            <w:r>
+              <w:rPr>
+                <w:rFonts w:asciiTheme="majorHAnsi" w:hAnsiTheme="majorHAnsi"/>
+                <w:sz w:val="24"/>
+                <w:szCs w:val="24"/>
+                <w:lang w:val="en-US"/>
+              </w:rPr>
+              <w:t xml:space="preserve"> (</w:t>
+            </w:r>
+            <w:r>
+              <w:rPr>
+                <w:rFonts w:asciiTheme="majorHAnsi" w:hAnsiTheme="majorHAnsi"/>
+                <w:sz w:val="24"/>
+                <w:szCs w:val="24"/>
+              </w:rPr>
+              <w:t>Категория</w:t>
+            </w:r>
+            <w:r>
+              <w:rPr>
+                <w:rFonts w:asciiTheme="majorHAnsi" w:hAnsiTheme="majorHAnsi"/>
+                <w:sz w:val="24"/>
+                <w:szCs w:val="24"/>
+                <w:lang w:val="en-US"/>
+              </w:rPr>
+              <w:t xml:space="preserve"> </w:t>
+            </w:r>
+            <w:r>
+              <w:rPr>
+                <w:rFonts w:asciiTheme="majorHAnsi" w:hAnsiTheme="majorHAnsi"/>
+                <w:sz w:val="24"/>
+                <w:szCs w:val="24"/>
+              </w:rPr>
+              <w:t>услуги</w:t>
+            </w:r>
+            <w:r>
+              <w:rPr>
+                <w:rFonts w:asciiTheme="majorHAnsi" w:hAnsiTheme="majorHAnsi"/>
+                <w:sz w:val="24"/>
+                <w:szCs w:val="24"/>
+                <w:lang w:val="en-US"/>
+              </w:rPr>
+              <w:t>)</w:t>
+            </w:r>
+          </w:p>
+          <w:p>
+            <w:pPr>
+              <w:pStyle w:val="a7"/>
+              <w:ind w:left="0"/>
+              <w:rPr>
+                <w:rFonts w:asciiTheme="majorHAnsi" w:hAnsiTheme="majorHAnsi"/>
+                <w:sz w:val="24"/>
+                <w:szCs w:val="24"/>
+                <w:lang w:val="en-US"/>
+              </w:rPr>
+            </w:pPr>
             <w:r>
               <w:rPr>
                 <w:rFonts w:asciiTheme="majorHAnsi" w:hAnsiTheme="majorHAnsi"/>
@@ -2953,7 +3078,181 @@
                 <w:sz w:val="24"/>
                 <w:szCs w:val="24"/>
               </w:rPr>
-              <w:t>Цена)</w:t>
+              <w:t>Цена</w:t>
+            </w:r>
+            <w:r>
+              <w:rPr>
+                <w:rFonts w:asciiTheme="majorHAnsi" w:hAnsiTheme="majorHAnsi"/>
+                <w:sz w:val="24"/>
+                <w:szCs w:val="24"/>
+                <w:lang w:val="en-US"/>
+              </w:rPr>
+              <w:t>)</w:t>
+            </w:r>
+          </w:p>
+          <w:p>
+            <w:pPr>
+              <w:pStyle w:val="a7"/>
+              <w:ind w:left="0"/>
+              <w:rPr>
+                <w:rFonts w:asciiTheme="majorHAnsi" w:hAnsiTheme="majorHAnsi"/>
+                <w:sz w:val="24"/>
+                <w:szCs w:val="24"/>
+              </w:rPr>
+            </w:pPr>
+            <w:proofErr w:type="spellStart"/>
+            <w:r>
+              <w:rPr>
+                <w:rFonts w:asciiTheme="majorHAnsi" w:hAnsiTheme="majorHAnsi"/>
+                <w:sz w:val="24"/>
+                <w:szCs w:val="24"/>
+                <w:lang w:val="en-US"/>
+              </w:rPr>
+              <w:t>valid_from</w:t>
+            </w:r>
+            <w:proofErr w:type="spellEnd"/>
+            <w:r>
+              <w:rPr>
+                <w:rFonts w:asciiTheme="majorHAnsi" w:hAnsiTheme="majorHAnsi"/>
+                <w:sz w:val="24"/>
+                <w:szCs w:val="24"/>
+                <w:lang w:val="en-US"/>
+              </w:rPr>
+              <w:t xml:space="preserve"> (</w:t>
+            </w:r>
+            <w:r>
+              <w:rPr>
+                <w:rFonts w:asciiTheme="majorHAnsi" w:hAnsiTheme="majorHAnsi"/>
+                <w:sz w:val="24"/>
+                <w:szCs w:val="24"/>
+              </w:rPr>
+              <w:t>Начало существования)</w:t>
+            </w:r>
+          </w:p>
+          <w:p>
+            <w:pPr>
+              <w:pStyle w:val="a7"/>
+              <w:ind w:left="0"/>
+              <w:rPr>
+                <w:rFonts w:asciiTheme="majorHAnsi" w:hAnsiTheme="majorHAnsi"/>
+                <w:sz w:val="24"/>
+                <w:szCs w:val="24"/>
+              </w:rPr>
+            </w:pPr>
+            <w:proofErr w:type="spellStart"/>
+            <w:r>
+              <w:rPr>
+                <w:rFonts w:asciiTheme="majorHAnsi" w:hAnsiTheme="majorHAnsi"/>
+                <w:sz w:val="24"/>
+                <w:szCs w:val="24"/>
+                <w:lang w:val="en-US"/>
+              </w:rPr>
+              <w:t>valid_to</w:t>
+            </w:r>
+            <w:proofErr w:type="spellEnd"/>
+            <w:r>
+              <w:rPr>
+                <w:rFonts w:asciiTheme="majorHAnsi" w:hAnsiTheme="majorHAnsi"/>
+                <w:sz w:val="24"/>
+                <w:szCs w:val="24"/>
+                <w:lang w:val="en-US"/>
+              </w:rPr>
+              <w:t xml:space="preserve"> (</w:t>
+            </w:r>
+            <w:r>
+              <w:rPr>
+                <w:rFonts w:asciiTheme="majorHAnsi" w:hAnsiTheme="majorHAnsi"/>
+                <w:sz w:val="24"/>
+                <w:szCs w:val="24"/>
+              </w:rPr>
+              <w:t>Конец существования)</w:t>
+            </w:r>
+          </w:p>
+          <w:p>
+            <w:pPr>
+              <w:pStyle w:val="a7"/>
+              <w:ind w:left="0"/>
+              <w:rPr>
+                <w:rFonts w:asciiTheme="majorHAnsi" w:hAnsiTheme="majorHAnsi"/>
+                <w:sz w:val="24"/>
+                <w:szCs w:val="24"/>
+                <w:lang w:val="en-US"/>
+              </w:rPr>
+            </w:pPr>
+            <w:r>
+              <w:rPr>
+                <w:rFonts w:asciiTheme="majorHAnsi" w:hAnsiTheme="majorHAnsi"/>
+                <w:sz w:val="24"/>
+                <w:szCs w:val="24"/>
+                <w:lang w:val="en-US"/>
+              </w:rPr>
+              <w:lastRenderedPageBreak/>
+              <w:t>is</w:t>
+            </w:r>
+            <w:r>
+              <w:rPr>
+                <w:rFonts w:asciiTheme="majorHAnsi" w:hAnsiTheme="majorHAnsi"/>
+                <w:sz w:val="24"/>
+                <w:szCs w:val="24"/>
+              </w:rPr>
+              <w:t>_</w:t>
+            </w:r>
+            <w:r>
+              <w:rPr>
+                <w:rFonts w:asciiTheme="majorHAnsi" w:hAnsiTheme="majorHAnsi"/>
+                <w:sz w:val="24"/>
+                <w:szCs w:val="24"/>
+                <w:lang w:val="en-US"/>
+              </w:rPr>
+              <w:t>current</w:t>
+            </w:r>
+            <w:r>
+              <w:rPr>
+                <w:rFonts w:asciiTheme="majorHAnsi" w:hAnsiTheme="majorHAnsi"/>
+                <w:sz w:val="24"/>
+                <w:szCs w:val="24"/>
+              </w:rPr>
+              <w:t xml:space="preserve"> (</w:t>
+            </w:r>
+            <w:r>
+              <w:rPr>
+                <w:rFonts w:asciiTheme="majorHAnsi" w:hAnsiTheme="majorHAnsi"/>
+                <w:sz w:val="24"/>
+                <w:szCs w:val="24"/>
+              </w:rPr>
+              <w:t>Флаг</w:t>
+            </w:r>
+            <w:r>
+              <w:rPr>
+                <w:rFonts w:asciiTheme="majorHAnsi" w:hAnsiTheme="majorHAnsi"/>
+                <w:sz w:val="24"/>
+                <w:szCs w:val="24"/>
+              </w:rPr>
+              <w:t xml:space="preserve">, </w:t>
+            </w:r>
+            <w:r>
+              <w:rPr>
+                <w:rFonts w:asciiTheme="majorHAnsi" w:hAnsiTheme="majorHAnsi"/>
+                <w:sz w:val="24"/>
+                <w:szCs w:val="24"/>
+              </w:rPr>
+              <w:t>который</w:t>
+            </w:r>
+            <w:r>
+              <w:rPr>
+                <w:rFonts w:asciiTheme="majorHAnsi" w:hAnsiTheme="majorHAnsi"/>
+                <w:sz w:val="24"/>
+                <w:szCs w:val="24"/>
+              </w:rPr>
+              <w:t xml:space="preserve"> </w:t>
+            </w:r>
+            <w:r>
+              <w:rPr>
+                <w:rFonts w:asciiTheme="majorHAnsi" w:hAnsiTheme="majorHAnsi"/>
+                <w:sz w:val="24"/>
+                <w:szCs w:val="24"/>
+              </w:rPr>
+              <w:t>показывает, является ли эта запись текущей)</w:t>
             </w:r>
           </w:p>
         </w:tc>
@@ -2968,7 +3267,6 @@
           <w:rFonts w:asciiTheme="majorHAnsi" w:hAnsiTheme="majorHAnsi"/>
           <w:sz w:val="32"/>
           <w:szCs w:val="32"/>
-          <w:lang w:val="en-US"/>
         </w:rPr>
       </w:pPr>
     </w:p>
@@ -2981,7 +3279,6 @@
           <w:rFonts w:asciiTheme="majorHAnsi" w:hAnsiTheme="majorHAnsi"/>
           <w:sz w:val="32"/>
           <w:szCs w:val="32"/>
-          <w:lang w:val="en-US"/>
         </w:rPr>
       </w:pPr>
     </w:p>
@@ -3007,7 +3304,6 @@
           <w:sz w:val="32"/>
           <w:szCs w:val="32"/>
         </w:rPr>
-        <w:lastRenderedPageBreak/>
         <w:t>Физическая модель</w:t>
       </w:r>
       <w:r>
@@ -3056,6 +3352,7 @@
           <w:rFonts w:asciiTheme="majorHAnsi" w:hAnsiTheme="majorHAnsi"/>
           <w:b/>
           <w:bCs/>
+          <w:noProof/>
           <w:sz w:val="32"/>
           <w:szCs w:val="32"/>
           <w:lang w:val="en-US"/>
@@ -3678,7 +3975,7 @@
   <w:abstractNum w:abstractNumId="5" w15:restartNumberingAfterBreak="0">
     <w:nsid w:val="10153A89"/>
     <w:multiLevelType w:val="hybridMultilevel"/>
-    <w:tmpl w:val="B158FFAE"/>
+    <w:tmpl w:val="7BFE35D0"/>
     <w:lvl w:ilvl="0" w:tplc="04190001">
       <w:start w:val="1"/>
       <w:numFmt w:val="bullet"/>
